--- a/lecNote/08_LLM/0627_ch3.OpenAI Chat Completions API 기본.docx
+++ b/lecNote/08_LLM/0627_ch3.OpenAI Chat Completions API 기본.docx
@@ -890,58 +890,6 @@
     <w:p>
       <w:r>
         <w:rPr>
-          <w:rFonts w:hint="eastAsia"/>
-        </w:rPr>
-        <w:t>위</w:t>
-      </w:r>
-      <w:r>
-        <w:t xml:space="preserve"> 코드에서 timeout=5는 응답이 5초 안에 없으면 OpenAIError를 발생시키도록 한 것으로, 강제로 타임아웃 상황을 연출하기 위한 예시입니다. RateLimitError는 별도로 캐치하여 사용자에게 요청 제한 메세지를 보여주고, 그 외 모든 OpenAI 오류는 일반적으로 메시지(e)를 출력하도록 했습니다. 실제 애플리케이션에서는 오류 종류에 따라 로깅을 남기고, 필요하면 재시도 로직을 넣는 등 더 정교한 대응을 구현할 수 있습니다.</w:t>
-      </w:r>
-    </w:p>
-    <w:p/>
-    <w:p>
-      <w:r>
-        <w:rPr>
-          <w:rFonts w:hint="eastAsia"/>
-        </w:rPr>
-        <w:t>마지막으로</w:t>
-      </w:r>
-      <w:r>
-        <w:t>, 예상하지 못한 예외 상황(예: JSON 디코딩 오류나 타입 오류 등)이 발생할 수 있으므로, API 호출 코드 주위에는 일반 예외 처리도 넣어서 프로그램이 갑자기 중단되지 않도록 만드는 것이 좋습니다.</w:t>
-      </w:r>
-    </w:p>
-    <w:p/>
-    <w:p>
-      <w:r>
-        <w:t>## 6. 실전 프로젝트 예제</w:t>
-      </w:r>
-    </w:p>
-    <w:p/>
-    <w:p>
-      <w:r>
-        <w:rPr>
-          <w:rFonts w:hint="eastAsia"/>
-        </w:rPr>
-        <w:t>마지막으로</w:t>
-      </w:r>
-      <w:r>
-        <w:t>, 앞서 배운 내용을 종합하여 실제 응용 사례로 여러 번의 대화가 오가는 챗봇 구현를 간단히 살펴보겠습니다.</w:t>
-      </w:r>
-    </w:p>
-    <w:p/>
-    <w:p>
-      <w:r>
-        <w:t>### 간단한 대화형 챗봇 구현</w:t>
-      </w:r>
-    </w:p>
-    <w:p>
-      <w:r>
-        <w:t>OpenAI Chat Completions API를 사용하면 비교적 적은 코드로 대화형 챗봇을 만들 수 있습니다. 여기서는 콘솔에서 사용자의 입력을 받아 모델의 응답을 출력하는 간단한 챗봇을 구현해봅니다. 이 챗봇은 이전 대화 맥락을 기억하여 연속적인 대화를 주고받을 수 있습니다.</w:t>
-      </w:r>
-    </w:p>
-    <w:p>
-      <w:r>
-        <w:rPr>
           <w:noProof/>
         </w:rPr>
         <mc:AlternateContent>
@@ -1011,7 +959,6 @@
         <w:rPr>
           <w:rFonts w:hint="eastAsia"/>
         </w:rPr>
-        <w:lastRenderedPageBreak/>
         <w:t>위</w:t>
       </w:r>
       <w:r>
